--- a/documentos/elaborados/metodologia/Final Metodología del marco muestral y el diseño de la muestra índice de precios produtor .docx
+++ b/documentos/elaborados/metodologia/Final Metodología del marco muestral y el diseño de la muestra índice de precios produtor .docx
@@ -605,6 +605,7 @@
         <w:t xml:space="preserve">Tipo de operación estadística </w:t>
       </w:r>
     </w:p>
+    <w:p/>
     <w:p>
       <w:r>
         <w:t xml:space="preserve">La </w:t>
@@ -619,33 +620,37 @@
         <w:t xml:space="preserve">dirigida a empresas. </w:t>
       </w:r>
     </w:p>
+    <w:p/>
+    <w:p/>
     <w:p>
       <w:r>
+        <w:lastRenderedPageBreak/>
         <w:t>Cobertura temática</w:t>
       </w:r>
     </w:p>
+    <w:p/>
     <w:p>
       <w:r>
         <w:t xml:space="preserve">Considerando la sección económica, las empresas que serán consideradas para el presente estudio corresponden a la sección: </w:t>
       </w:r>
     </w:p>
+    <w:p/>
     <w:p>
       <w:r>
-        <w:lastRenderedPageBreak/>
         <w:t>C: Industrias manufactureras</w:t>
       </w:r>
     </w:p>
+    <w:p/>
     <w:p>
       <w:r>
         <w:t xml:space="preserve">Las demás secciones no serán objeto de estudio. </w:t>
       </w:r>
     </w:p>
+    <w:p/>
     <w:p>
       <w:r>
         <w:t xml:space="preserve">Se consideran las empresas con </w:t>
       </w:r>
-      <w:bookmarkStart w:id="4" w:name="_GoBack"/>
-      <w:bookmarkEnd w:id="4"/>
     </w:p>
     <w:p/>
     <w:p>
@@ -707,7 +712,10 @@
     <w:p/>
     <w:p/>
     <w:p/>
-    <w:p/>
+    <w:p>
+      <w:bookmarkStart w:id="4" w:name="_GoBack"/>
+      <w:bookmarkEnd w:id="4"/>
+    </w:p>
     <w:p/>
     <w:p>
       <w:pPr>
@@ -1067,7 +1075,19 @@
           <w:szCs w:val="21"/>
           <w:lang w:val="es-MX" w:eastAsia="es-ES_tradnl"/>
         </w:rPr>
-        <w:t>Un marco muestral es una lista de los elementos que forman el universo que será objeto de estudio, dichos elementos son llamados unidades muestrales que tienen definidas características que nos permitan identificarlos. Con el marco muestral definido correctamente podremos extraer la población que se va a investigar, es decir, la muestra que se analizará. Para reali</w:t>
+        <w:t xml:space="preserve">Un marco muestral es una lista de los elementos que forman el universo que será objeto de estudio, dichos elementos son llamados unidades muestrales que tienen definidas características que nos permitan identificarlos. Con el marco muestral </w:t>
+      </w:r>
+      <w:r>
+        <w:rPr>
+          <w:rFonts w:ascii="Century Gothic" w:eastAsia="Times New Roman" w:hAnsi="Century Gothic" w:cs="Open Sans"/>
+          <w:bCs/>
+          <w:color w:val="505A64"/>
+          <w:sz w:val="21"/>
+          <w:szCs w:val="21"/>
+          <w:lang w:val="es-MX" w:eastAsia="es-ES_tradnl"/>
+        </w:rPr>
+        <w:lastRenderedPageBreak/>
+        <w:t>definido correctamente podremos extraer la población que se va a investigar, es decir, la muestra que se analizará. Para reali</w:t>
       </w:r>
       <w:r>
         <w:rPr>
@@ -1134,7 +1154,6 @@
           <w:szCs w:val="21"/>
           <w:lang w:val="es-MX" w:eastAsia="es-ES_tradnl"/>
         </w:rPr>
-        <w:lastRenderedPageBreak/>
         <w:t>El marco de muestreo que se considera está definido por las empre</w:t>
       </w:r>
       <w:r>
@@ -2851,6 +2870,7 @@
           <w:sz w:val="28"/>
           <w:szCs w:val="44"/>
         </w:rPr>
+        <w:lastRenderedPageBreak/>
         <w:t>Tamaño muestral</w:t>
       </w:r>
       <w:bookmarkEnd w:id="23"/>
@@ -2920,7 +2940,6 @@
           <w:szCs w:val="21"/>
           <w:lang w:val="es-MX" w:eastAsia="es-ES_tradnl"/>
         </w:rPr>
-        <w:lastRenderedPageBreak/>
         <w:t xml:space="preserve">Bajo este criterio, para determinar el tamaño de la muestra se usa como variable de diseño “Ventas Totales”, dicha variable está disponible en el </w:t>
       </w:r>
       <w:r>
@@ -4854,7 +4873,18 @@
           <w:szCs w:val="21"/>
           <w:lang w:val="es-MX" w:eastAsia="es-ES_tradnl"/>
         </w:rPr>
-        <w:t>. Con esto se busca obtener la representatividad de cada uno de los Códigos CIIU Rev 4 – 6 dígitos en la muestra. La estratificación se refiere a la subdivisión de una población determinada en subconjuntos con características propias. Esta acción se lleva a cabo como una etapa previa a la selección de la muestra, utilizando variables que aportan información para todas las unidades de la población. El objetivo de la estratificación nos permite mejorar la eficiencia del diseño maestral mediante la disminución de la varianza de los estimadores. La distribución por estratos está construida de la siguiente manera:</w:t>
+        <w:t xml:space="preserve">. Con esto se busca obtener la representatividad de cada uno de los Códigos CIIU Rev 4 – 6 dígitos en la muestra. La estratificación se refiere a la subdivisión de una población determinada en </w:t>
+      </w:r>
+      <w:r>
+        <w:rPr>
+          <w:rFonts w:ascii="Century Gothic" w:eastAsia="Times New Roman" w:hAnsi="Century Gothic" w:cs="Open Sans"/>
+          <w:color w:val="505A64"/>
+          <w:sz w:val="21"/>
+          <w:szCs w:val="21"/>
+          <w:lang w:val="es-MX" w:eastAsia="es-ES_tradnl"/>
+        </w:rPr>
+        <w:lastRenderedPageBreak/>
+        <w:t>subconjuntos con características propias. Esta acción se lleva a cabo como una etapa previa a la selección de la muestra, utilizando variables que aportan información para todas las unidades de la población. El objetivo de la estratificación nos permite mejorar la eficiencia del diseño maestral mediante la disminución de la varianza de los estimadores. La distribución por estratos está construida de la siguiente manera:</w:t>
       </w:r>
     </w:p>
     <w:p>
@@ -7922,6 +7952,7 @@
                 <w:szCs w:val="22"/>
                 <w:lang w:eastAsia="es-EC"/>
               </w:rPr>
+              <w:lastRenderedPageBreak/>
               <w:t>Total</w:t>
             </w:r>
           </w:p>
@@ -8128,18 +8159,7 @@
           <w:szCs w:val="21"/>
           <w:lang w:eastAsia="es-ES_tradnl"/>
         </w:rPr>
-        <w:t xml:space="preserve">enidas, por ejemplo, </w:t>
-      </w:r>
-      <w:r>
-        <w:rPr>
-          <w:rFonts w:ascii="Century Gothic" w:eastAsia="Times New Roman" w:hAnsi="Century Gothic" w:cs="Open Sans"/>
-          <w:color w:val="505A64"/>
-          <w:sz w:val="21"/>
-          <w:szCs w:val="21"/>
-          <w:lang w:eastAsia="es-ES_tradnl"/>
-        </w:rPr>
-        <w:lastRenderedPageBreak/>
-        <w:t>existen 88</w:t>
+        <w:t>enidas, por ejemplo, existen 88</w:t>
       </w:r>
       <w:r>
         <w:rPr>
@@ -12857,7 +12877,7 @@
 </file>
 
 <file path=customXml/itemProps1.xml><?xml version="1.0" encoding="utf-8"?>
-<ds:datastoreItem xmlns:ds="http://schemas.openxmlformats.org/officeDocument/2006/customXml" ds:itemID="{1F625F8D-878F-4C7D-A0F4-5731FBC79D8C}">
+<ds:datastoreItem xmlns:ds="http://schemas.openxmlformats.org/officeDocument/2006/customXml" ds:itemID="{DC26B652-D740-4F5A-A840-F5DAF627F97D}">
   <ds:schemaRefs>
     <ds:schemaRef ds:uri="http://schemas.openxmlformats.org/officeDocument/2006/bibliography"/>
   </ds:schemaRefs>

--- a/documentos/elaborados/metodologia/Final Metodología del marco muestral y el diseño de la muestra índice de precios produtor .docx
+++ b/documentos/elaborados/metodologia/Final Metodología del marco muestral y el diseño de la muestra índice de precios produtor .docx
@@ -88,6 +88,391 @@
           <w:szCs w:val="21"/>
           <w:lang w:val="es-MX" w:eastAsia="es-ES_tradnl"/>
         </w:rPr>
+        <w:t>Es importante recalcar que el IPP-DN tiene como objetivo obtener información de un producto dete</w:t>
+      </w:r>
+      <w:r>
+        <w:rPr>
+          <w:rFonts w:ascii="Century Gothic" w:eastAsia="Times New Roman" w:hAnsi="Century Gothic" w:cs="Open Sans"/>
+          <w:color w:val="505A64"/>
+          <w:sz w:val="21"/>
+          <w:szCs w:val="21"/>
+          <w:lang w:val="es-MX" w:eastAsia="es-ES_tradnl"/>
+        </w:rPr>
+        <w:t xml:space="preserve">rminado, </w:t>
+      </w:r>
+      <w:r>
+        <w:rPr>
+          <w:rFonts w:ascii="Century Gothic" w:eastAsia="Times New Roman" w:hAnsi="Century Gothic" w:cs="Open Sans"/>
+          <w:color w:val="505A64"/>
+          <w:sz w:val="21"/>
+          <w:szCs w:val="21"/>
+          <w:lang w:val="es-MX" w:eastAsia="es-ES_tradnl"/>
+        </w:rPr>
+        <w:t xml:space="preserve">por lo que, lo ideal sería trabajar con información que involucre a detalle lo relacionado con el mismo, es decir, lo ideal sería trabajar con un marco muestral a nivel de producto que a su vez esté relacionado con una determinada empresa y demás información que nos permita elaborar un diseño muestral </w:t>
+      </w:r>
+      <w:r>
+        <w:rPr>
+          <w:rFonts w:ascii="Century Gothic" w:eastAsia="Times New Roman" w:hAnsi="Century Gothic" w:cs="Open Sans"/>
+          <w:color w:val="505A64"/>
+          <w:sz w:val="21"/>
+          <w:szCs w:val="21"/>
+          <w:lang w:val="es-MX" w:eastAsia="es-ES_tradnl"/>
+        </w:rPr>
+        <w:t>cuya unidad</w:t>
+      </w:r>
+      <w:r>
+        <w:rPr>
+          <w:rFonts w:ascii="Century Gothic" w:eastAsia="Times New Roman" w:hAnsi="Century Gothic" w:cs="Open Sans"/>
+          <w:color w:val="505A64"/>
+          <w:sz w:val="21"/>
+          <w:szCs w:val="21"/>
+          <w:lang w:val="es-MX" w:eastAsia="es-ES_tradnl"/>
+        </w:rPr>
+        <w:t xml:space="preserve"> de </w:t>
+      </w:r>
+      <w:r>
+        <w:rPr>
+          <w:rFonts w:ascii="Century Gothic" w:eastAsia="Times New Roman" w:hAnsi="Century Gothic" w:cs="Open Sans"/>
+          <w:color w:val="505A64"/>
+          <w:sz w:val="21"/>
+          <w:szCs w:val="21"/>
+          <w:lang w:val="es-MX" w:eastAsia="es-ES_tradnl"/>
+        </w:rPr>
+        <w:t>observación</w:t>
+      </w:r>
+      <w:r>
+        <w:rPr>
+          <w:rFonts w:ascii="Century Gothic" w:eastAsia="Times New Roman" w:hAnsi="Century Gothic" w:cs="Open Sans"/>
+          <w:color w:val="505A64"/>
+          <w:sz w:val="21"/>
+          <w:szCs w:val="21"/>
+          <w:lang w:val="es-MX" w:eastAsia="es-ES_tradnl"/>
+        </w:rPr>
+        <w:t xml:space="preserve"> este definido a nivel de producto, sin embargo, no se cuenta con dicha información</w:t>
+      </w:r>
+      <w:r>
+        <w:rPr>
+          <w:rFonts w:ascii="Century Gothic" w:eastAsia="Times New Roman" w:hAnsi="Century Gothic" w:cs="Open Sans"/>
+          <w:color w:val="505A64"/>
+          <w:sz w:val="21"/>
+          <w:szCs w:val="21"/>
+          <w:lang w:val="es-MX" w:eastAsia="es-ES_tradnl"/>
+        </w:rPr>
+        <w:t>, en ese</w:t>
+      </w:r>
+      <w:r>
+        <w:rPr>
+          <w:rFonts w:ascii="Century Gothic" w:eastAsia="Times New Roman" w:hAnsi="Century Gothic" w:cs="Open Sans"/>
+          <w:color w:val="505A64"/>
+          <w:sz w:val="21"/>
+          <w:szCs w:val="21"/>
+          <w:lang w:val="es-MX" w:eastAsia="es-ES_tradnl"/>
+        </w:rPr>
+        <w:t xml:space="preserve"> sentido, </w:t>
+      </w:r>
+      <w:r>
+        <w:rPr>
+          <w:rFonts w:ascii="Century Gothic" w:eastAsia="Times New Roman" w:hAnsi="Century Gothic" w:cs="Open Sans"/>
+          <w:color w:val="505A64"/>
+          <w:sz w:val="21"/>
+          <w:szCs w:val="21"/>
+          <w:lang w:val="es-MX" w:eastAsia="es-ES_tradnl"/>
+        </w:rPr>
+        <w:t xml:space="preserve">el presente ejercicio pretende </w:t>
+      </w:r>
+      <w:r>
+        <w:rPr>
+          <w:rFonts w:ascii="Century Gothic" w:eastAsia="Times New Roman" w:hAnsi="Century Gothic" w:cs="Open Sans"/>
+          <w:color w:val="505A64"/>
+          <w:sz w:val="21"/>
+          <w:szCs w:val="21"/>
+          <w:lang w:val="es-MX" w:eastAsia="es-ES_tradnl"/>
+        </w:rPr>
+        <w:t>experimentar</w:t>
+      </w:r>
+      <w:r>
+        <w:rPr>
+          <w:rFonts w:ascii="Century Gothic" w:eastAsia="Times New Roman" w:hAnsi="Century Gothic" w:cs="Open Sans"/>
+          <w:color w:val="505A64"/>
+          <w:sz w:val="21"/>
+          <w:szCs w:val="21"/>
+          <w:lang w:val="es-MX" w:eastAsia="es-ES_tradnl"/>
+        </w:rPr>
+        <w:t xml:space="preserve"> con el único insumo disponible </w:t>
+      </w:r>
+      <w:r>
+        <w:rPr>
+          <w:rFonts w:ascii="Century Gothic" w:eastAsia="Times New Roman" w:hAnsi="Century Gothic" w:cs="Open Sans"/>
+          <w:color w:val="505A64"/>
+          <w:sz w:val="21"/>
+          <w:szCs w:val="21"/>
+          <w:lang w:val="es-MX" w:eastAsia="es-ES_tradnl"/>
+        </w:rPr>
+        <w:t>que es el</w:t>
+      </w:r>
+      <w:r>
+        <w:rPr>
+          <w:rFonts w:ascii="Century Gothic" w:eastAsia="Times New Roman" w:hAnsi="Century Gothic" w:cs="Open Sans"/>
+          <w:color w:val="505A64"/>
+          <w:sz w:val="21"/>
+          <w:szCs w:val="21"/>
+          <w:lang w:val="es-MX" w:eastAsia="es-ES_tradnl"/>
+        </w:rPr>
+        <w:t xml:space="preserve"> Registro Estadístico de Empresas 2022 (REEM-2022)</w:t>
+      </w:r>
+      <w:r>
+        <w:rPr>
+          <w:rFonts w:ascii="Century Gothic" w:eastAsia="Times New Roman" w:hAnsi="Century Gothic" w:cs="Open Sans"/>
+          <w:color w:val="505A64"/>
+          <w:sz w:val="21"/>
+          <w:szCs w:val="21"/>
+          <w:lang w:val="es-MX" w:eastAsia="es-ES_tradnl"/>
+        </w:rPr>
+        <w:t xml:space="preserve"> usando como unidad de </w:t>
+      </w:r>
+      <w:r>
+        <w:rPr>
+          <w:rFonts w:ascii="Century Gothic" w:eastAsia="Times New Roman" w:hAnsi="Century Gothic" w:cs="Open Sans"/>
+          <w:color w:val="505A64"/>
+          <w:sz w:val="21"/>
+          <w:szCs w:val="21"/>
+          <w:lang w:val="es-MX" w:eastAsia="es-ES_tradnl"/>
+        </w:rPr>
+        <w:t>observación</w:t>
+      </w:r>
+      <w:r>
+        <w:rPr>
+          <w:rFonts w:ascii="Century Gothic" w:eastAsia="Times New Roman" w:hAnsi="Century Gothic" w:cs="Open Sans"/>
+          <w:color w:val="505A64"/>
+          <w:sz w:val="21"/>
+          <w:szCs w:val="21"/>
+          <w:lang w:val="es-MX" w:eastAsia="es-ES_tradnl"/>
+        </w:rPr>
+        <w:t xml:space="preserve"> la empresa </w:t>
+      </w:r>
+      <w:r>
+        <w:rPr>
+          <w:rFonts w:ascii="Century Gothic" w:eastAsia="Times New Roman" w:hAnsi="Century Gothic" w:cs="Open Sans"/>
+          <w:color w:val="505A64"/>
+          <w:sz w:val="21"/>
+          <w:szCs w:val="21"/>
+          <w:lang w:val="es-MX" w:eastAsia="es-ES_tradnl"/>
+        </w:rPr>
+        <w:t xml:space="preserve">y </w:t>
+      </w:r>
+      <w:r>
+        <w:rPr>
+          <w:rFonts w:ascii="Century Gothic" w:eastAsia="Times New Roman" w:hAnsi="Century Gothic" w:cs="Open Sans"/>
+          <w:color w:val="505A64"/>
+          <w:sz w:val="21"/>
+          <w:szCs w:val="21"/>
+          <w:lang w:val="es-MX" w:eastAsia="es-ES_tradnl"/>
+        </w:rPr>
+        <w:t>considerando</w:t>
+      </w:r>
+      <w:r>
+        <w:rPr>
+          <w:rFonts w:ascii="Century Gothic" w:eastAsia="Times New Roman" w:hAnsi="Century Gothic" w:cs="Open Sans"/>
+          <w:color w:val="505A64"/>
+          <w:sz w:val="21"/>
+          <w:szCs w:val="21"/>
+          <w:lang w:val="es-MX" w:eastAsia="es-ES_tradnl"/>
+        </w:rPr>
+        <w:t xml:space="preserve"> los códigos </w:t>
+      </w:r>
+      <w:r>
+        <w:rPr>
+          <w:rFonts w:ascii="Century Gothic" w:eastAsia="Times New Roman" w:hAnsi="Century Gothic" w:cs="Open Sans"/>
+          <w:color w:val="505A64"/>
+          <w:sz w:val="21"/>
+          <w:szCs w:val="21"/>
+          <w:lang w:val="es-MX" w:eastAsia="es-ES_tradnl"/>
+        </w:rPr>
+        <w:t>CIIU (Clasificación In</w:t>
+      </w:r>
+      <w:r>
+        <w:rPr>
+          <w:rFonts w:ascii="Century Gothic" w:eastAsia="Times New Roman" w:hAnsi="Century Gothic" w:cs="Open Sans"/>
+          <w:color w:val="505A64"/>
+          <w:sz w:val="21"/>
+          <w:szCs w:val="21"/>
+          <w:lang w:val="es-MX" w:eastAsia="es-ES_tradnl"/>
+        </w:rPr>
+        <w:t>d</w:t>
+      </w:r>
+      <w:r>
+        <w:rPr>
+          <w:rFonts w:ascii="Century Gothic" w:eastAsia="Times New Roman" w:hAnsi="Century Gothic" w:cs="Open Sans"/>
+          <w:color w:val="505A64"/>
+          <w:sz w:val="21"/>
+          <w:szCs w:val="21"/>
+          <w:lang w:val="es-MX" w:eastAsia="es-ES_tradnl"/>
+        </w:rPr>
+        <w:t>ustrial Internacional Uniforme). D</w:t>
+      </w:r>
+      <w:r>
+        <w:rPr>
+          <w:rFonts w:ascii="Century Gothic" w:eastAsia="Times New Roman" w:hAnsi="Century Gothic" w:cs="Open Sans"/>
+          <w:color w:val="505A64"/>
+          <w:sz w:val="21"/>
+          <w:szCs w:val="21"/>
+          <w:lang w:val="es-MX" w:eastAsia="es-ES_tradnl"/>
+        </w:rPr>
+        <w:t xml:space="preserve">icho código alfanumérico </w:t>
+      </w:r>
+      <w:r>
+        <w:rPr>
+          <w:rFonts w:ascii="Century Gothic" w:eastAsia="Times New Roman" w:hAnsi="Century Gothic" w:cs="Open Sans"/>
+          <w:color w:val="505A64"/>
+          <w:sz w:val="21"/>
+          <w:szCs w:val="21"/>
+          <w:lang w:val="es-MX" w:eastAsia="es-ES_tradnl"/>
+        </w:rPr>
+        <w:t>identifica y clasifica las actividades económicas de una entidad</w:t>
+      </w:r>
+      <w:r>
+        <w:rPr>
+          <w:rFonts w:ascii="Century Gothic" w:eastAsia="Times New Roman" w:hAnsi="Century Gothic" w:cs="Open Sans"/>
+          <w:color w:val="505A64"/>
+          <w:sz w:val="21"/>
+          <w:szCs w:val="21"/>
+          <w:lang w:val="es-MX" w:eastAsia="es-ES_tradnl"/>
+        </w:rPr>
+        <w:t>, los códigos CIIU</w:t>
+      </w:r>
+      <w:r>
+        <w:rPr>
+          <w:rFonts w:ascii="Century Gothic" w:eastAsia="Times New Roman" w:hAnsi="Century Gothic" w:cs="Open Sans"/>
+          <w:color w:val="505A64"/>
+          <w:sz w:val="21"/>
+          <w:szCs w:val="21"/>
+          <w:lang w:val="es-MX" w:eastAsia="es-ES_tradnl"/>
+        </w:rPr>
+        <w:t xml:space="preserve"> </w:t>
+      </w:r>
+      <w:r>
+        <w:rPr>
+          <w:rFonts w:ascii="Century Gothic" w:eastAsia="Times New Roman" w:hAnsi="Century Gothic" w:cs="Open Sans"/>
+          <w:color w:val="505A64"/>
+          <w:sz w:val="21"/>
+          <w:szCs w:val="21"/>
+          <w:lang w:val="es-MX" w:eastAsia="es-ES_tradnl"/>
+        </w:rPr>
+        <w:t xml:space="preserve">a utilizar </w:t>
+      </w:r>
+      <w:r>
+        <w:rPr>
+          <w:rFonts w:ascii="Century Gothic" w:eastAsia="Times New Roman" w:hAnsi="Century Gothic" w:cs="Open Sans"/>
+          <w:color w:val="505A64"/>
+          <w:sz w:val="21"/>
+          <w:szCs w:val="21"/>
+          <w:lang w:val="es-MX" w:eastAsia="es-ES_tradnl"/>
+        </w:rPr>
+        <w:t>están disponibles en el REEM</w:t>
+      </w:r>
+      <w:bookmarkStart w:id="0" w:name="_GoBack"/>
+      <w:r>
+        <w:rPr>
+          <w:rFonts w:ascii="Century Gothic" w:eastAsia="Times New Roman" w:hAnsi="Century Gothic" w:cs="Open Sans"/>
+          <w:color w:val="505A64"/>
+          <w:sz w:val="21"/>
+          <w:szCs w:val="21"/>
+          <w:lang w:val="es-MX" w:eastAsia="es-ES_tradnl"/>
+        </w:rPr>
+        <w:t>-</w:t>
+      </w:r>
+      <w:bookmarkEnd w:id="0"/>
+      <w:r>
+        <w:rPr>
+          <w:rFonts w:ascii="Century Gothic" w:eastAsia="Times New Roman" w:hAnsi="Century Gothic" w:cs="Open Sans"/>
+          <w:color w:val="505A64"/>
+          <w:sz w:val="21"/>
+          <w:szCs w:val="21"/>
+          <w:lang w:val="es-MX" w:eastAsia="es-ES_tradnl"/>
+        </w:rPr>
+        <w:t>2022 y se consideraran los catalogados desde uno hasta seis</w:t>
+      </w:r>
+      <w:r>
+        <w:rPr>
+          <w:rFonts w:ascii="Century Gothic" w:eastAsia="Times New Roman" w:hAnsi="Century Gothic" w:cs="Open Sans"/>
+          <w:color w:val="505A64"/>
+          <w:sz w:val="21"/>
+          <w:szCs w:val="21"/>
+          <w:lang w:val="es-MX" w:eastAsia="es-ES_tradnl"/>
+        </w:rPr>
+        <w:t xml:space="preserve"> dígitos, lo que se pretende con </w:t>
+      </w:r>
+      <w:r>
+        <w:rPr>
+          <w:rFonts w:ascii="Century Gothic" w:eastAsia="Times New Roman" w:hAnsi="Century Gothic" w:cs="Open Sans"/>
+          <w:color w:val="505A64"/>
+          <w:sz w:val="21"/>
+          <w:szCs w:val="21"/>
+          <w:lang w:val="es-MX" w:eastAsia="es-ES_tradnl"/>
+        </w:rPr>
+        <w:t>ello</w:t>
+      </w:r>
+      <w:r>
+        <w:rPr>
+          <w:rFonts w:ascii="Century Gothic" w:eastAsia="Times New Roman" w:hAnsi="Century Gothic" w:cs="Open Sans"/>
+          <w:color w:val="505A64"/>
+          <w:sz w:val="21"/>
+          <w:szCs w:val="21"/>
+          <w:lang w:val="es-MX" w:eastAsia="es-ES_tradnl"/>
+        </w:rPr>
+        <w:t xml:space="preserve"> es</w:t>
+      </w:r>
+      <w:r>
+        <w:rPr>
+          <w:rFonts w:ascii="Century Gothic" w:eastAsia="Times New Roman" w:hAnsi="Century Gothic" w:cs="Open Sans"/>
+          <w:color w:val="505A64"/>
+          <w:sz w:val="21"/>
+          <w:szCs w:val="21"/>
+          <w:lang w:val="es-MX" w:eastAsia="es-ES_tradnl"/>
+        </w:rPr>
+        <w:t xml:space="preserve"> generar un</w:t>
+      </w:r>
+      <w:r>
+        <w:rPr>
+          <w:rFonts w:ascii="Century Gothic" w:eastAsia="Times New Roman" w:hAnsi="Century Gothic" w:cs="Open Sans"/>
+          <w:color w:val="505A64"/>
+          <w:sz w:val="21"/>
+          <w:szCs w:val="21"/>
+          <w:lang w:val="es-MX" w:eastAsia="es-ES_tradnl"/>
+        </w:rPr>
+        <w:t>a</w:t>
+      </w:r>
+      <w:r>
+        <w:rPr>
+          <w:rFonts w:ascii="Century Gothic" w:eastAsia="Times New Roman" w:hAnsi="Century Gothic" w:cs="Open Sans"/>
+          <w:color w:val="505A64"/>
+          <w:sz w:val="21"/>
+          <w:szCs w:val="21"/>
+          <w:lang w:val="es-MX" w:eastAsia="es-ES_tradnl"/>
+        </w:rPr>
+        <w:t xml:space="preserve"> aproximación al insumo ideal. </w:t>
+      </w:r>
+    </w:p>
+    <w:p>
+      <w:pPr>
+        <w:spacing w:after="240" w:line="276" w:lineRule="auto"/>
+        <w:jc w:val="both"/>
+        <w:rPr>
+          <w:rFonts w:ascii="Century Gothic" w:eastAsia="Times New Roman" w:hAnsi="Century Gothic" w:cs="Open Sans"/>
+          <w:color w:val="505A64"/>
+          <w:sz w:val="21"/>
+          <w:szCs w:val="21"/>
+          <w:lang w:val="es-MX" w:eastAsia="es-ES_tradnl"/>
+        </w:rPr>
+      </w:pPr>
+      <w:r>
+        <w:rPr>
+          <w:rFonts w:ascii="Century Gothic" w:eastAsia="Times New Roman" w:hAnsi="Century Gothic" w:cs="Open Sans"/>
+          <w:color w:val="505A64"/>
+          <w:sz w:val="21"/>
+          <w:szCs w:val="21"/>
+          <w:lang w:val="es-MX" w:eastAsia="es-ES_tradnl"/>
+        </w:rPr>
         <w:t xml:space="preserve">En tal sentido, el presente </w:t>
       </w:r>
       <w:r>
@@ -453,15 +838,16 @@
           <w:sz w:val="40"/>
         </w:rPr>
       </w:pPr>
-      <w:bookmarkStart w:id="0" w:name="_Toc155793863"/>
-      <w:bookmarkStart w:id="1" w:name="_Toc155867192"/>
-      <w:bookmarkStart w:id="2" w:name="_Toc129701967"/>
-      <w:bookmarkStart w:id="3" w:name="_Toc134781819"/>
+      <w:bookmarkStart w:id="1" w:name="_Toc155793863"/>
+      <w:bookmarkStart w:id="2" w:name="_Toc155867192"/>
+      <w:bookmarkStart w:id="3" w:name="_Toc129701967"/>
+      <w:bookmarkStart w:id="4" w:name="_Toc134781819"/>
       <w:r>
         <w:rPr>
           <w:color w:val="595959" w:themeColor="text1" w:themeTint="A6"/>
           <w:sz w:val="40"/>
         </w:rPr>
+        <w:lastRenderedPageBreak/>
         <w:t>Planificación</w:t>
       </w:r>
     </w:p>
@@ -520,57 +906,59 @@
           <w:szCs w:val="21"/>
           <w:lang w:val="es-MX" w:eastAsia="es-ES_tradnl"/>
         </w:rPr>
-        <w:t>E</w:t>
-      </w:r>
-      <w:r>
-        <w:rPr>
-          <w:rFonts w:ascii="Century Gothic" w:eastAsia="Times New Roman" w:hAnsi="Century Gothic" w:cs="Open Sans"/>
-          <w:color w:val="505A64"/>
-          <w:sz w:val="21"/>
-          <w:szCs w:val="21"/>
-          <w:lang w:val="es-MX" w:eastAsia="es-ES_tradnl"/>
-        </w:rPr>
-        <w:t>laborar un diseño muestral probabilístico para la encuesta que mide los Índices de Precios al Productor de D</w:t>
-      </w:r>
-      <w:r>
-        <w:rPr>
-          <w:rFonts w:ascii="Century Gothic" w:eastAsia="Times New Roman" w:hAnsi="Century Gothic" w:cs="Open Sans"/>
-          <w:color w:val="505A64"/>
-          <w:sz w:val="21"/>
-          <w:szCs w:val="21"/>
-          <w:lang w:val="es-MX" w:eastAsia="es-ES_tradnl"/>
-        </w:rPr>
-        <w:t xml:space="preserve">isponibilidad Nacional (IPP-DN), que nos </w:t>
-      </w:r>
-      <w:r>
-        <w:rPr>
-          <w:rFonts w:ascii="Century Gothic" w:eastAsia="Times New Roman" w:hAnsi="Century Gothic" w:cs="Open Sans"/>
-          <w:color w:val="505A64"/>
-          <w:sz w:val="21"/>
-          <w:szCs w:val="21"/>
-          <w:lang w:val="es-MX" w:eastAsia="es-ES_tradnl"/>
-        </w:rPr>
-        <w:t xml:space="preserve">permita definir la factibilidad de aplicar un muestreo probabilístico. </w:t>
-      </w:r>
-      <w:r>
-        <w:rPr>
-          <w:rFonts w:ascii="Century Gothic" w:eastAsia="Times New Roman" w:hAnsi="Century Gothic" w:cs="Open Sans"/>
-          <w:color w:val="505A64"/>
-          <w:sz w:val="21"/>
-          <w:szCs w:val="21"/>
-          <w:lang w:val="es-MX" w:eastAsia="es-ES_tradnl"/>
-        </w:rPr>
-        <w:tab/>
-      </w:r>
-      <w:r>
-        <w:rPr>
-          <w:b/>
-          <w:color w:val="505A64"/>
-          <w:sz w:val="28"/>
-          <w:szCs w:val="44"/>
-        </w:rPr>
-        <w:t>Objetivos Específicos</w:t>
-      </w:r>
+        <w:t>Evaluar la factibilidad de la aplicación</w:t>
+      </w:r>
+      <w:r>
+        <w:rPr>
+          <w:rFonts w:ascii="Century Gothic" w:eastAsia="Times New Roman" w:hAnsi="Century Gothic" w:cs="Open Sans"/>
+          <w:color w:val="505A64"/>
+          <w:sz w:val="21"/>
+          <w:szCs w:val="21"/>
+          <w:lang w:val="es-MX" w:eastAsia="es-ES_tradnl"/>
+        </w:rPr>
+        <w:t xml:space="preserve"> un diseño muestral probabilístico para la encuesta que mide los Índices de Precios al Productor de D</w:t>
+      </w:r>
+      <w:r>
+        <w:rPr>
+          <w:rFonts w:ascii="Century Gothic" w:eastAsia="Times New Roman" w:hAnsi="Century Gothic" w:cs="Open Sans"/>
+          <w:color w:val="505A64"/>
+          <w:sz w:val="21"/>
+          <w:szCs w:val="21"/>
+          <w:lang w:val="es-MX" w:eastAsia="es-ES_tradnl"/>
+        </w:rPr>
+        <w:t>isponibilidad Nacional (IPP-DN)</w:t>
+      </w:r>
+    </w:p>
+    <w:p>
+      <w:pPr>
+        <w:pStyle w:val="Prrafodelista"/>
+        <w:spacing w:after="160" w:line="259" w:lineRule="auto"/>
+        <w:ind w:left="480"/>
+        <w:rPr>
+          <w:rFonts w:ascii="Century Gothic" w:eastAsia="Times New Roman" w:hAnsi="Century Gothic" w:cs="Open Sans"/>
+          <w:color w:val="505A64"/>
+          <w:sz w:val="21"/>
+          <w:szCs w:val="21"/>
+          <w:lang w:val="es-MX" w:eastAsia="es-ES_tradnl"/>
+        </w:rPr>
+      </w:pPr>
+      <w:r>
+        <w:t>Objetivo General</w:t>
+      </w:r>
+    </w:p>
+    <w:p>
+      <w:pPr>
+        <w:pStyle w:val="Prrafodelista"/>
+        <w:spacing w:after="160" w:line="259" w:lineRule="auto"/>
+        <w:ind w:left="480"/>
+        <w:rPr>
+          <w:rFonts w:ascii="Century Gothic" w:eastAsia="Times New Roman" w:hAnsi="Century Gothic" w:cs="Open Sans"/>
+          <w:color w:val="505A64"/>
+          <w:sz w:val="21"/>
+          <w:szCs w:val="21"/>
+          <w:lang w:val="es-MX" w:eastAsia="es-ES_tradnl"/>
+        </w:rPr>
+      </w:pPr>
     </w:p>
     <w:p>
       <w:pPr>
@@ -624,7 +1012,6 @@
     <w:p/>
     <w:p>
       <w:r>
-        <w:lastRenderedPageBreak/>
         <w:t>Cobertura temática</w:t>
       </w:r>
     </w:p>
@@ -649,72 +1036,75 @@
     <w:p/>
     <w:p>
       <w:r>
-        <w:t xml:space="preserve">Se consideran las empresas con </w:t>
+        <w:t>Se consideran los siguientes tamaños de empresas:</w:t>
+      </w:r>
+    </w:p>
+    <w:p>
+      <w:r>
+        <w:t>•</w:t>
+      </w:r>
+      <w:r>
+        <w:tab/>
+        <w:t>Empresas de tamaño Pequeña empresa (2)</w:t>
+      </w:r>
+    </w:p>
+    <w:p>
+      <w:r>
+        <w:t>•</w:t>
+      </w:r>
+      <w:r>
+        <w:tab/>
+        <w:t>Mediana empresa “A” (3)</w:t>
+      </w:r>
+    </w:p>
+    <w:p>
+      <w:r>
+        <w:t>•</w:t>
+      </w:r>
+      <w:r>
+        <w:tab/>
+        <w:t>Mediana empresa “B” (4)</w:t>
+      </w:r>
+    </w:p>
+    <w:p>
+      <w:r>
+        <w:t>•</w:t>
+      </w:r>
+      <w:r>
+        <w:tab/>
+        <w:t>Grande empresa (5).</w:t>
       </w:r>
     </w:p>
     <w:p/>
     <w:p>
-      <w:pPr>
-        <w:pStyle w:val="Ttulo2"/>
-        <w:numPr>
-          <w:ilvl w:val="1"/>
-          <w:numId w:val="2"/>
-        </w:numPr>
-        <w:spacing w:before="0" w:line="276" w:lineRule="auto"/>
-        <w:jc w:val="both"/>
-        <w:rPr>
-          <w:rFonts w:eastAsiaTheme="minorHAnsi" w:cstheme="minorBidi"/>
-          <w:b w:val="0"/>
-          <w:color w:val="505A64"/>
-          <w:sz w:val="28"/>
-          <w:szCs w:val="44"/>
-        </w:rPr>
-      </w:pPr>
-      <w:r>
-        <w:rPr>
-          <w:rFonts w:eastAsiaTheme="minorHAnsi" w:cstheme="minorBidi"/>
-          <w:b w:val="0"/>
-          <w:color w:val="505A64"/>
-          <w:sz w:val="28"/>
-          <w:szCs w:val="44"/>
-        </w:rPr>
-        <w:t>Cobertura temática</w:t>
+      <w:r>
+        <w:t>Universo de estudio</w:t>
       </w:r>
     </w:p>
     <w:p>
-      <w:pPr>
-        <w:pStyle w:val="Ttulo2"/>
-        <w:numPr>
-          <w:ilvl w:val="1"/>
-          <w:numId w:val="2"/>
-        </w:numPr>
-        <w:spacing w:before="0" w:line="276" w:lineRule="auto"/>
-        <w:jc w:val="both"/>
-        <w:rPr>
-          <w:rFonts w:eastAsiaTheme="minorHAnsi" w:cstheme="minorBidi"/>
-          <w:b w:val="0"/>
-          <w:color w:val="505A64"/>
-          <w:sz w:val="28"/>
-          <w:szCs w:val="44"/>
-        </w:rPr>
-      </w:pPr>
-      <w:r>
-        <w:rPr>
-          <w:rFonts w:eastAsiaTheme="minorHAnsi" w:cstheme="minorBidi"/>
-          <w:b w:val="0"/>
-          <w:color w:val="505A64"/>
-          <w:sz w:val="28"/>
-          <w:szCs w:val="44"/>
-        </w:rPr>
-        <w:t>Objetivos Específicos</w:t>
+      <w:r>
+        <w:t>Se consideran aquellas empresas que cumplen con los aspectos definidos en torno a la cobertura temática.</w:t>
       </w:r>
     </w:p>
-    <w:p/>
-    <w:p/>
-    <w:p/>
     <w:p>
-      <w:bookmarkStart w:id="4" w:name="_GoBack"/>
-      <w:bookmarkEnd w:id="4"/>
+      <w:r>
+        <w:t>Unidad de observación y de análisis</w:t>
+      </w:r>
+    </w:p>
+    <w:p>
+      <w:r>
+        <w:t>Empresas</w:t>
+      </w:r>
+    </w:p>
+    <w:p>
+      <w:r>
+        <w:t xml:space="preserve">Cobertura geográfica </w:t>
+      </w:r>
+    </w:p>
+    <w:p>
+      <w:r>
+        <w:t xml:space="preserve">La cobertura geográfica está definida por todas las empresas que se encuentran en el Ecuador exceptuando aquellas ubicadas en la región insular. </w:t>
+      </w:r>
     </w:p>
     <w:p/>
     <w:p>
@@ -736,11 +1126,11 @@
         </w:rPr>
         <w:t>Metodología del marco muestral y el diseño de la muestra</w:t>
       </w:r>
-      <w:bookmarkEnd w:id="0"/>
       <w:bookmarkEnd w:id="1"/>
+      <w:bookmarkEnd w:id="2"/>
     </w:p>
-    <w:bookmarkEnd w:id="2"/>
     <w:bookmarkEnd w:id="3"/>
+    <w:bookmarkEnd w:id="4"/>
     <w:p>
       <w:pPr>
         <w:spacing w:after="200" w:line="276" w:lineRule="auto"/>
@@ -1075,8 +1465,9 @@
           <w:szCs w:val="21"/>
           <w:lang w:val="es-MX" w:eastAsia="es-ES_tradnl"/>
         </w:rPr>
-        <w:t xml:space="preserve">Un marco muestral es una lista de los elementos que forman el universo que será objeto de estudio, dichos elementos son llamados unidades muestrales que tienen definidas características que nos permitan identificarlos. Con el marco muestral </w:t>
-      </w:r>
+        <w:t xml:space="preserve">Un marco muestral es una lista de los elementos que forman el universo que será objeto de estudio, dichos elementos son llamados unidades </w:t>
+      </w:r>
+      <w:proofErr w:type="spellStart"/>
       <w:r>
         <w:rPr>
           <w:rFonts w:ascii="Century Gothic" w:eastAsia="Times New Roman" w:hAnsi="Century Gothic" w:cs="Open Sans"/>
@@ -1086,8 +1477,19 @@
           <w:szCs w:val="21"/>
           <w:lang w:val="es-MX" w:eastAsia="es-ES_tradnl"/>
         </w:rPr>
-        <w:lastRenderedPageBreak/>
-        <w:t>definido correctamente podremos extraer la población que se va a investigar, es decir, la muestra que se analizará. Para reali</w:t>
+        <w:t>muestrales</w:t>
+      </w:r>
+      <w:proofErr w:type="spellEnd"/>
+      <w:r>
+        <w:rPr>
+          <w:rFonts w:ascii="Century Gothic" w:eastAsia="Times New Roman" w:hAnsi="Century Gothic" w:cs="Open Sans"/>
+          <w:bCs/>
+          <w:color w:val="505A64"/>
+          <w:sz w:val="21"/>
+          <w:szCs w:val="21"/>
+          <w:lang w:val="es-MX" w:eastAsia="es-ES_tradnl"/>
+        </w:rPr>
+        <w:t xml:space="preserve"> que tienen definidas características que nos permitan identificarlos. Con el marco muestral definido correctamente podremos extraer la población que se va a investigar, es decir, la muestra que se analizará. Para reali</w:t>
       </w:r>
       <w:r>
         <w:rPr>
@@ -1248,7 +1650,29 @@
           <w:szCs w:val="21"/>
           <w:lang w:val="es-MX" w:eastAsia="es-ES_tradnl"/>
         </w:rPr>
-        <w:t>Código CIIU Rev 4 - 6 dígitos</w:t>
+        <w:t xml:space="preserve">Código CIIU </w:t>
+      </w:r>
+      <w:proofErr w:type="spellStart"/>
+      <w:r>
+        <w:rPr>
+          <w:rFonts w:ascii="Century Gothic" w:eastAsia="Times New Roman" w:hAnsi="Century Gothic" w:cs="Open Sans"/>
+          <w:color w:val="505A64"/>
+          <w:sz w:val="21"/>
+          <w:szCs w:val="21"/>
+          <w:lang w:val="es-MX" w:eastAsia="es-ES_tradnl"/>
+        </w:rPr>
+        <w:t>Rev</w:t>
+      </w:r>
+      <w:proofErr w:type="spellEnd"/>
+      <w:r>
+        <w:rPr>
+          <w:rFonts w:ascii="Century Gothic" w:eastAsia="Times New Roman" w:hAnsi="Century Gothic" w:cs="Open Sans"/>
+          <w:color w:val="505A64"/>
+          <w:sz w:val="21"/>
+          <w:szCs w:val="21"/>
+          <w:lang w:val="es-MX" w:eastAsia="es-ES_tradnl"/>
+        </w:rPr>
+        <w:t xml:space="preserve"> 4 - 6 dígitos</w:t>
       </w:r>
       <w:bookmarkEnd w:id="21"/>
       <w:r>
@@ -1339,7 +1763,29 @@
           <w:szCs w:val="21"/>
           <w:lang w:val="es-MX" w:eastAsia="es-ES_tradnl"/>
         </w:rPr>
-        <w:t>demás, con los Código CIIU Rev 4 - 6 dígitos, se construye una estratificación dentro de cada dominio.</w:t>
+        <w:t xml:space="preserve">demás, con los Código CIIU </w:t>
+      </w:r>
+      <w:proofErr w:type="spellStart"/>
+      <w:r>
+        <w:rPr>
+          <w:rFonts w:ascii="Century Gothic" w:eastAsia="Times New Roman" w:hAnsi="Century Gothic" w:cs="Open Sans"/>
+          <w:color w:val="505A64"/>
+          <w:sz w:val="21"/>
+          <w:szCs w:val="21"/>
+          <w:lang w:val="es-MX" w:eastAsia="es-ES_tradnl"/>
+        </w:rPr>
+        <w:t>Rev</w:t>
+      </w:r>
+      <w:proofErr w:type="spellEnd"/>
+      <w:r>
+        <w:rPr>
+          <w:rFonts w:ascii="Century Gothic" w:eastAsia="Times New Roman" w:hAnsi="Century Gothic" w:cs="Open Sans"/>
+          <w:color w:val="505A64"/>
+          <w:sz w:val="21"/>
+          <w:szCs w:val="21"/>
+          <w:lang w:val="es-MX" w:eastAsia="es-ES_tradnl"/>
+        </w:rPr>
+        <w:t xml:space="preserve"> 4 - 6 dígitos, se construye una estratificación dentro de cada dominio.</w:t>
       </w:r>
     </w:p>
     <w:p>
@@ -1698,6 +2144,7 @@
           <w:szCs w:val="21"/>
           <w:lang w:val="es-MX" w:eastAsia="es-ES_tradnl"/>
         </w:rPr>
+        <w:lastRenderedPageBreak/>
         <w:t xml:space="preserve">Grande empresa (5). </w:t>
       </w:r>
     </w:p>
@@ -2870,7 +3317,6 @@
           <w:sz w:val="28"/>
           <w:szCs w:val="44"/>
         </w:rPr>
-        <w:lastRenderedPageBreak/>
         <w:t>Tamaño muestral</w:t>
       </w:r>
       <w:bookmarkEnd w:id="23"/>
@@ -3736,7 +4182,29 @@
           <w:szCs w:val="21"/>
           <w:lang w:val="es-MX" w:eastAsia="es-ES_tradnl"/>
         </w:rPr>
-        <w:t>Si = Cuasivarianza del dominio i.</w:t>
+        <w:t xml:space="preserve">Si = </w:t>
+      </w:r>
+      <w:proofErr w:type="spellStart"/>
+      <w:r>
+        <w:rPr>
+          <w:rFonts w:ascii="Century Gothic" w:eastAsia="Times New Roman" w:hAnsi="Century Gothic" w:cs="Open Sans"/>
+          <w:color w:val="505A64"/>
+          <w:sz w:val="21"/>
+          <w:szCs w:val="21"/>
+          <w:lang w:val="es-MX" w:eastAsia="es-ES_tradnl"/>
+        </w:rPr>
+        <w:t>Cuasivarianza</w:t>
+      </w:r>
+      <w:proofErr w:type="spellEnd"/>
+      <w:r>
+        <w:rPr>
+          <w:rFonts w:ascii="Century Gothic" w:eastAsia="Times New Roman" w:hAnsi="Century Gothic" w:cs="Open Sans"/>
+          <w:color w:val="505A64"/>
+          <w:sz w:val="21"/>
+          <w:szCs w:val="21"/>
+          <w:lang w:val="es-MX" w:eastAsia="es-ES_tradnl"/>
+        </w:rPr>
+        <w:t xml:space="preserve"> del dominio i.</w:t>
       </w:r>
     </w:p>
     <w:p>
@@ -3755,15 +4223,27 @@
           <w:lang w:val="es-MX" w:eastAsia="es-ES_tradnl"/>
         </w:rPr>
       </w:pPr>
-      <w:r>
-        <w:rPr>
-          <w:rFonts w:ascii="Century Gothic" w:eastAsia="Times New Roman" w:hAnsi="Century Gothic" w:cs="Open Sans"/>
-          <w:color w:val="505A64"/>
-          <w:sz w:val="21"/>
-          <w:szCs w:val="21"/>
-          <w:lang w:val="es-MX" w:eastAsia="es-ES_tradnl"/>
-        </w:rPr>
-        <w:t>e = Error relativo máximo admisible.</w:t>
+      <w:proofErr w:type="spellStart"/>
+      <w:r>
+        <w:rPr>
+          <w:rFonts w:ascii="Century Gothic" w:eastAsia="Times New Roman" w:hAnsi="Century Gothic" w:cs="Open Sans"/>
+          <w:color w:val="505A64"/>
+          <w:sz w:val="21"/>
+          <w:szCs w:val="21"/>
+          <w:lang w:val="es-MX" w:eastAsia="es-ES_tradnl"/>
+        </w:rPr>
+        <w:t>e</w:t>
+      </w:r>
+      <w:proofErr w:type="spellEnd"/>
+      <w:r>
+        <w:rPr>
+          <w:rFonts w:ascii="Century Gothic" w:eastAsia="Times New Roman" w:hAnsi="Century Gothic" w:cs="Open Sans"/>
+          <w:color w:val="505A64"/>
+          <w:sz w:val="21"/>
+          <w:szCs w:val="21"/>
+          <w:lang w:val="es-MX" w:eastAsia="es-ES_tradnl"/>
+        </w:rPr>
+        <w:t xml:space="preserve"> = Error relativo máximo admisible.</w:t>
       </w:r>
     </w:p>
     <w:p>
@@ -3836,15 +4316,27 @@
           <w:lang w:val="es-MX" w:eastAsia="es-ES_tradnl"/>
         </w:rPr>
       </w:pPr>
-      <w:r>
-        <w:rPr>
-          <w:rFonts w:ascii="Century Gothic" w:eastAsia="Times New Roman" w:hAnsi="Century Gothic" w:cs="Open Sans"/>
-          <w:color w:val="505A64"/>
-          <w:sz w:val="21"/>
-          <w:szCs w:val="21"/>
-          <w:lang w:val="es-MX" w:eastAsia="es-ES_tradnl"/>
-        </w:rPr>
-        <w:t>tnri = Tasa de no respuesta del dominio i.</w:t>
+      <w:proofErr w:type="spellStart"/>
+      <w:r>
+        <w:rPr>
+          <w:rFonts w:ascii="Century Gothic" w:eastAsia="Times New Roman" w:hAnsi="Century Gothic" w:cs="Open Sans"/>
+          <w:color w:val="505A64"/>
+          <w:sz w:val="21"/>
+          <w:szCs w:val="21"/>
+          <w:lang w:val="es-MX" w:eastAsia="es-ES_tradnl"/>
+        </w:rPr>
+        <w:t>tnri</w:t>
+      </w:r>
+      <w:proofErr w:type="spellEnd"/>
+      <w:r>
+        <w:rPr>
+          <w:rFonts w:ascii="Century Gothic" w:eastAsia="Times New Roman" w:hAnsi="Century Gothic" w:cs="Open Sans"/>
+          <w:color w:val="505A64"/>
+          <w:sz w:val="21"/>
+          <w:szCs w:val="21"/>
+          <w:lang w:val="es-MX" w:eastAsia="es-ES_tradnl"/>
+        </w:rPr>
+        <w:t xml:space="preserve"> = Tasa de no respuesta del dominio i.</w:t>
       </w:r>
     </w:p>
     <w:p>
@@ -3867,7 +4359,30 @@
           <w:szCs w:val="21"/>
           <w:lang w:val="es-MX" w:eastAsia="es-ES_tradnl"/>
         </w:rPr>
-        <w:t>Para definir la tasa de no respuesta (TNR) en cada uno de los dominios, se usó como referencia las TNR´s resultantes de la Encuesta Estr</w:t>
+        <w:lastRenderedPageBreak/>
+        <w:t xml:space="preserve">Para definir la tasa de no respuesta (TNR) en cada uno de los dominios, se usó como referencia las </w:t>
+      </w:r>
+      <w:proofErr w:type="spellStart"/>
+      <w:r>
+        <w:rPr>
+          <w:rFonts w:ascii="Century Gothic" w:eastAsia="Times New Roman" w:hAnsi="Century Gothic" w:cs="Open Sans"/>
+          <w:color w:val="505A64"/>
+          <w:sz w:val="21"/>
+          <w:szCs w:val="21"/>
+          <w:lang w:val="es-MX" w:eastAsia="es-ES_tradnl"/>
+        </w:rPr>
+        <w:t>TNR´s</w:t>
+      </w:r>
+      <w:proofErr w:type="spellEnd"/>
+      <w:r>
+        <w:rPr>
+          <w:rFonts w:ascii="Century Gothic" w:eastAsia="Times New Roman" w:hAnsi="Century Gothic" w:cs="Open Sans"/>
+          <w:color w:val="505A64"/>
+          <w:sz w:val="21"/>
+          <w:szCs w:val="21"/>
+          <w:lang w:val="es-MX" w:eastAsia="es-ES_tradnl"/>
+        </w:rPr>
+        <w:t xml:space="preserve"> resultantes de la Encuesta Estr</w:t>
       </w:r>
       <w:r>
         <w:rPr>
@@ -4853,7 +5368,29 @@
           <w:szCs w:val="21"/>
           <w:lang w:val="es-MX" w:eastAsia="es-ES_tradnl"/>
         </w:rPr>
-        <w:t>Con la estratificación realizada dentro de cada uno de los dominios a nivel de Código CIIU Rev 4 - 6 dígitos, se realiza una distribución</w:t>
+        <w:t xml:space="preserve">Con la estratificación realizada dentro de cada uno de los dominios a nivel de Código CIIU </w:t>
+      </w:r>
+      <w:proofErr w:type="spellStart"/>
+      <w:r>
+        <w:rPr>
+          <w:rFonts w:ascii="Century Gothic" w:eastAsia="Times New Roman" w:hAnsi="Century Gothic" w:cs="Open Sans"/>
+          <w:color w:val="505A64"/>
+          <w:sz w:val="21"/>
+          <w:szCs w:val="21"/>
+          <w:lang w:val="es-MX" w:eastAsia="es-ES_tradnl"/>
+        </w:rPr>
+        <w:t>Rev</w:t>
+      </w:r>
+      <w:proofErr w:type="spellEnd"/>
+      <w:r>
+        <w:rPr>
+          <w:rFonts w:ascii="Century Gothic" w:eastAsia="Times New Roman" w:hAnsi="Century Gothic" w:cs="Open Sans"/>
+          <w:color w:val="505A64"/>
+          <w:sz w:val="21"/>
+          <w:szCs w:val="21"/>
+          <w:lang w:val="es-MX" w:eastAsia="es-ES_tradnl"/>
+        </w:rPr>
+        <w:t xml:space="preserve"> 4 - 6 dígitos, se realiza una distribución</w:t>
       </w:r>
       <w:r>
         <w:rPr>
@@ -4873,18 +5410,29 @@
           <w:szCs w:val="21"/>
           <w:lang w:val="es-MX" w:eastAsia="es-ES_tradnl"/>
         </w:rPr>
-        <w:t xml:space="preserve">. Con esto se busca obtener la representatividad de cada uno de los Códigos CIIU Rev 4 – 6 dígitos en la muestra. La estratificación se refiere a la subdivisión de una población determinada en </w:t>
-      </w:r>
-      <w:r>
-        <w:rPr>
-          <w:rFonts w:ascii="Century Gothic" w:eastAsia="Times New Roman" w:hAnsi="Century Gothic" w:cs="Open Sans"/>
-          <w:color w:val="505A64"/>
-          <w:sz w:val="21"/>
-          <w:szCs w:val="21"/>
-          <w:lang w:val="es-MX" w:eastAsia="es-ES_tradnl"/>
-        </w:rPr>
-        <w:lastRenderedPageBreak/>
-        <w:t>subconjuntos con características propias. Esta acción se lleva a cabo como una etapa previa a la selección de la muestra, utilizando variables que aportan información para todas las unidades de la población. El objetivo de la estratificación nos permite mejorar la eficiencia del diseño maestral mediante la disminución de la varianza de los estimadores. La distribución por estratos está construida de la siguiente manera:</w:t>
+        <w:t xml:space="preserve">. Con esto se busca obtener la representatividad de cada uno de los Códigos CIIU </w:t>
+      </w:r>
+      <w:proofErr w:type="spellStart"/>
+      <w:r>
+        <w:rPr>
+          <w:rFonts w:ascii="Century Gothic" w:eastAsia="Times New Roman" w:hAnsi="Century Gothic" w:cs="Open Sans"/>
+          <w:color w:val="505A64"/>
+          <w:sz w:val="21"/>
+          <w:szCs w:val="21"/>
+          <w:lang w:val="es-MX" w:eastAsia="es-ES_tradnl"/>
+        </w:rPr>
+        <w:t>Rev</w:t>
+      </w:r>
+      <w:proofErr w:type="spellEnd"/>
+      <w:r>
+        <w:rPr>
+          <w:rFonts w:ascii="Century Gothic" w:eastAsia="Times New Roman" w:hAnsi="Century Gothic" w:cs="Open Sans"/>
+          <w:color w:val="505A64"/>
+          <w:sz w:val="21"/>
+          <w:szCs w:val="21"/>
+          <w:lang w:val="es-MX" w:eastAsia="es-ES_tradnl"/>
+        </w:rPr>
+        <w:t xml:space="preserve"> 4 – 6 dígitos en la muestra. La estratificación se refiere a la subdivisión de una población determinada en subconjuntos con características propias. Esta acción se lleva a cabo como una etapa previa a la selección de la muestra, utilizando variables que aportan información para todas las unidades de la población. El objetivo de la estratificación nos permite mejorar la eficiencia del diseño maestral mediante la disminución de la varianza de los estimadores. La distribución por estratos está construida de la siguiente manera:</w:t>
       </w:r>
     </w:p>
     <w:p>
@@ -6088,6 +6636,7 @@
         </w:rPr>
         <w:t>𝑁</w:t>
       </w:r>
+      <w:proofErr w:type="spellStart"/>
       <w:r>
         <w:rPr>
           <w:rFonts w:ascii="Century Gothic" w:eastAsia="Times New Roman" w:hAnsi="Century Gothic" w:cs="Open Sans"/>
@@ -6098,6 +6647,7 @@
         </w:rPr>
         <w:t>ú</w:t>
       </w:r>
+      <w:proofErr w:type="spellEnd"/>
       <w:r>
         <w:rPr>
           <w:rFonts w:ascii="Cambria Math" w:eastAsia="Times New Roman" w:hAnsi="Cambria Math" w:cs="Cambria Math"/>
@@ -6599,6 +7149,7 @@
                 <w:szCs w:val="22"/>
                 <w:lang w:eastAsia="es-EC"/>
               </w:rPr>
+              <w:lastRenderedPageBreak/>
               <w:t>Efectiva</w:t>
             </w:r>
           </w:p>
@@ -7952,7 +8503,6 @@
                 <w:szCs w:val="22"/>
                 <w:lang w:eastAsia="es-EC"/>
               </w:rPr>
-              <w:lastRenderedPageBreak/>
               <w:t>Total</w:t>
             </w:r>
           </w:p>
@@ -10588,7 +11138,18 @@
           <w:szCs w:val="21"/>
           <w:lang w:eastAsia="es-ES_tradnl"/>
         </w:rPr>
-        <w:t xml:space="preserve">Tabla 5 que el 38.77% de los productos recolectados aparecen una sola vez en la información levantada. Lo deseable sería que al menos cada producto aparezca 5 veces en la cobertura, sin embargo, solo el 4.85% de productos cumplen este particular. </w:t>
+        <w:t xml:space="preserve">Tabla 5 que el 38.77% de los productos recolectados aparecen una sola vez en la información levantada. Lo deseable sería que al menos </w:t>
+      </w:r>
+      <w:r>
+        <w:rPr>
+          <w:rFonts w:ascii="Century Gothic" w:eastAsia="Times New Roman" w:hAnsi="Century Gothic" w:cs="Open Sans"/>
+          <w:color w:val="505A64"/>
+          <w:sz w:val="21"/>
+          <w:szCs w:val="21"/>
+          <w:lang w:eastAsia="es-ES_tradnl"/>
+        </w:rPr>
+        <w:lastRenderedPageBreak/>
+        <w:t xml:space="preserve">cada producto aparezca 5 veces en la cobertura, sin embargo, solo el 4.85% de productos cumplen este particular. </w:t>
       </w:r>
     </w:p>
     <w:p>
@@ -12877,7 +13438,7 @@
 </file>
 
 <file path=customXml/itemProps1.xml><?xml version="1.0" encoding="utf-8"?>
-<ds:datastoreItem xmlns:ds="http://schemas.openxmlformats.org/officeDocument/2006/customXml" ds:itemID="{DC26B652-D740-4F5A-A840-F5DAF627F97D}">
+<ds:datastoreItem xmlns:ds="http://schemas.openxmlformats.org/officeDocument/2006/customXml" ds:itemID="{569B6147-8686-4A1C-A9D3-B84E2DC8426A}">
   <ds:schemaRefs>
     <ds:schemaRef ds:uri="http://schemas.openxmlformats.org/officeDocument/2006/bibliography"/>
   </ds:schemaRefs>
